--- a/eng/docx/63.content.docx
+++ b/eng/docx/63.content.docx
@@ -28,22 +28,6 @@
       </w:r>
     </w:p>
     <w:p>
-      <w:pPr>
-        <w:pStyle w:val="Heading2"/>
-      </w:pPr>
-      <w:r>
-        <w:rPr>
-          <w:lang w:val="en_US" w:bidi="en_US"/>
-        </w:rPr>
-        <w:t>License Information</w:t>
-      </w:r>
-      <w:r>
-        <w:rPr>
-          <w:lang w:val="en_US" w:bidi="en_US"/>
-        </w:rPr>
-      </w:r>
-    </w:p>
-    <w:p>
       <w:pPr/>
       <w:r>
         <w:rPr>
@@ -61,13 +45,7 @@
         <w:rPr>
           <w:lang w:val="en_US" w:bidi="en_US"/>
         </w:rPr>
-        <w:t xml:space="preserve"> is based on</w:t>
-      </w:r>
-      <w:r>
-        <w:rPr>
-          <w:lang w:val="en_US" w:bidi="en_US"/>
-        </w:rPr>
-        <w:t xml:space="preserve">: </w:t>
+        <w:t xml:space="preserve"> is based on: </w:t>
       </w:r>
       <w:r>
         <w:rPr>
@@ -188,19 +166,6 @@
       <w:pPr>
         <w:pStyle w:val="Heading2"/>
       </w:pPr>
-      <w:r>
-        <w:rPr>
-          <w:lang w:val="en_US" w:bidi="en_US"/>
-        </w:rPr>
-      </w:r>
-    </w:p>
-    <w:p>
-      <w:pPr/>
-      <w:r>
-        <w:rPr>
-          <w:lang w:val="en_US" w:bidi="en_US"/>
-        </w:rPr>
-      </w:r>
       <w:r>
         <w:rPr>
           <w:lang w:val="en_US" w:bidi="en_US"/>

--- a/eng/docx/63.content.docx
+++ b/eng/docx/63.content.docx
@@ -45,19 +45,7 @@
         <w:rPr>
           <w:lang w:val="en_US" w:bidi="en_US"/>
         </w:rPr>
-        <w:t xml:space="preserve"> is based on: </w:t>
-      </w:r>
-      <w:r>
-        <w:rPr>
-          <w:lang w:val="en_US" w:bidi="en_US"/>
-        </w:rPr>
-        <w:t>Berean Standard Bible</w:t>
-      </w:r>
-      <w:r>
-        <w:rPr>
-          <w:lang w:val="en_US" w:bidi="en_US"/>
-        </w:rPr>
-        <w:t xml:space="preserve">, </w:t>
+        <w:t xml:space="preserve"> © </w:t>
       </w:r>
       <w:hyperlink r:id="rId13">
         <w:r>
@@ -75,7 +63,7 @@
         <w:rPr>
           <w:lang w:val="en_US" w:bidi="en_US"/>
         </w:rPr>
-        <w:t xml:space="preserve">, None, which is licensed under a </w:t>
+        <w:t xml:space="preserve">, licensed under a </w:t>
       </w:r>
       <w:hyperlink r:id="rId14">
         <w:r>
@@ -94,25 +82,6 @@
           <w:lang w:val="en_US" w:bidi="en_US"/>
         </w:rPr>
         <w:t>.</w:t>
-      </w:r>
-      <w:r>
-        <w:rPr>
-          <w:lang w:val="en_US" w:bidi="en_US"/>
-        </w:rPr>
-      </w:r>
-    </w:p>
-    <w:p>
-      <w:pPr/>
-      <w:r>
-        <w:rPr>
-          <w:lang w:val="en_US" w:bidi="en_US"/>
-        </w:rPr>
-      </w:r>
-      <w:r>
-        <w:rPr>
-          <w:lang w:val="en_US" w:bidi="en_US"/>
-        </w:rPr>
-        <w:t>This PDF version is provided under the same license.</w:t>
       </w:r>
       <w:r>
         <w:rPr>
@@ -212,14 +181,6 @@
       </w:pPr>
     </w:p>
     <w:p>
-      <w:pPr/>
-      <w:r>
-        <w:rPr>
-          <w:lang w:val="en_US" w:bidi="en_US"/>
-        </w:rPr>
-      </w:r>
-    </w:p>
-    <w:p>
       <w:pPr>
         <w:pStyle w:val="Heading2"/>
       </w:pPr>
@@ -255,16 +216,6 @@
         </w:rPr>
         <w:t xml:space="preserve"> The elder, To the chosen lady and her children, whom I love in the truth—and not I alone, but also all who know the truth—</w:t>
       </w:r>
-      <w:r>
-        <w:rPr>
-          <w:lang w:val="en_US" w:bidi="en_US"/>
-        </w:rPr>
-      </w:r>
-      <w:r>
-        <w:rPr>
-          <w:lang w:val="en_US" w:bidi="en_US"/>
-        </w:rPr>
-      </w:r>
     </w:p>
     <w:p>
       <w:pPr/>
@@ -273,6 +224,19 @@
           <w:lang w:val="en_US" w:bidi="en_US"/>
         </w:rPr>
       </w:r>
+      <w:r>
+        <w:rPr>
+          <w:vertAlign w:val="superscript"/>
+          <w:lang w:val="en_US" w:bidi="en_US"/>
+        </w:rPr>
+        <w:t>2</w:t>
+      </w:r>
+      <w:r>
+        <w:rPr>
+          <w:lang w:val="en_US" w:bidi="en_US"/>
+        </w:rPr>
+        <w:t xml:space="preserve"> because of the truth that abides in us and will be with us forever:</w:t>
+      </w:r>
     </w:p>
     <w:p>
       <w:pPr/>
@@ -286,23 +250,13 @@
           <w:vertAlign w:val="superscript"/>
           <w:lang w:val="en_US" w:bidi="en_US"/>
         </w:rPr>
-        <w:t>2</w:t>
-      </w:r>
-      <w:r>
-        <w:rPr>
-          <w:lang w:val="en_US" w:bidi="en_US"/>
-        </w:rPr>
-        <w:t xml:space="preserve"> because of the truth that abides in us and will be with us forever:</w:t>
-      </w:r>
-      <w:r>
-        <w:rPr>
-          <w:lang w:val="en_US" w:bidi="en_US"/>
-        </w:rPr>
-      </w:r>
-      <w:r>
-        <w:rPr>
-          <w:lang w:val="en_US" w:bidi="en_US"/>
-        </w:rPr>
+        <w:t>3</w:t>
+      </w:r>
+      <w:r>
+        <w:rPr>
+          <w:lang w:val="en_US" w:bidi="en_US"/>
+        </w:rPr>
+        <w:t xml:space="preserve"> Grace, mercy, and peace from God the Father and from Jesus Christ, the Son of the Father, will be with us in truth and love.</w:t>
       </w:r>
     </w:p>
     <w:p>
@@ -312,6 +266,19 @@
           <w:lang w:val="en_US" w:bidi="en_US"/>
         </w:rPr>
       </w:r>
+      <w:r>
+        <w:rPr>
+          <w:vertAlign w:val="superscript"/>
+          <w:lang w:val="en_US" w:bidi="en_US"/>
+        </w:rPr>
+        <w:t>4</w:t>
+      </w:r>
+      <w:r>
+        <w:rPr>
+          <w:lang w:val="en_US" w:bidi="en_US"/>
+        </w:rPr>
+        <w:t xml:space="preserve"> I was overjoyed to find some of your children walking in the truth, just as the Father has commanded us.</w:t>
+      </w:r>
     </w:p>
     <w:p>
       <w:pPr/>
@@ -325,23 +292,13 @@
           <w:vertAlign w:val="superscript"/>
           <w:lang w:val="en_US" w:bidi="en_US"/>
         </w:rPr>
-        <w:t>3</w:t>
-      </w:r>
-      <w:r>
-        <w:rPr>
-          <w:lang w:val="en_US" w:bidi="en_US"/>
-        </w:rPr>
-        <w:t xml:space="preserve"> Grace, mercy, and peace from God the Father and from Jesus Christ, the Son of the Father, will be with us in truth and love.</w:t>
-      </w:r>
-      <w:r>
-        <w:rPr>
-          <w:lang w:val="en_US" w:bidi="en_US"/>
-        </w:rPr>
-      </w:r>
-      <w:r>
-        <w:rPr>
-          <w:lang w:val="en_US" w:bidi="en_US"/>
-        </w:rPr>
+        <w:t>5</w:t>
+      </w:r>
+      <w:r>
+        <w:rPr>
+          <w:lang w:val="en_US" w:bidi="en_US"/>
+        </w:rPr>
+        <w:t xml:space="preserve"> And now I urge you, dear lady—not as a new commandment to you, but one we have had from the beginning—that we love one another.</w:t>
       </w:r>
     </w:p>
     <w:p>
@@ -351,6 +308,19 @@
           <w:lang w:val="en_US" w:bidi="en_US"/>
         </w:rPr>
       </w:r>
+      <w:r>
+        <w:rPr>
+          <w:vertAlign w:val="superscript"/>
+          <w:lang w:val="en_US" w:bidi="en_US"/>
+        </w:rPr>
+        <w:t>6</w:t>
+      </w:r>
+      <w:r>
+        <w:rPr>
+          <w:lang w:val="en_US" w:bidi="en_US"/>
+        </w:rPr>
+        <w:t xml:space="preserve"> And this is love, that we walk according to His commandments. This is the very commandment you have heard from the beginning, that you must walk in love.</w:t>
+      </w:r>
     </w:p>
     <w:p>
       <w:pPr/>
@@ -364,23 +334,13 @@
           <w:vertAlign w:val="superscript"/>
           <w:lang w:val="en_US" w:bidi="en_US"/>
         </w:rPr>
-        <w:t>4</w:t>
-      </w:r>
-      <w:r>
-        <w:rPr>
-          <w:lang w:val="en_US" w:bidi="en_US"/>
-        </w:rPr>
-        <w:t xml:space="preserve"> I was overjoyed to find some of your children walking in the truth, just as the Father has commanded us.</w:t>
-      </w:r>
-      <w:r>
-        <w:rPr>
-          <w:lang w:val="en_US" w:bidi="en_US"/>
-        </w:rPr>
-      </w:r>
-      <w:r>
-        <w:rPr>
-          <w:lang w:val="en_US" w:bidi="en_US"/>
-        </w:rPr>
+        <w:t>7</w:t>
+      </w:r>
+      <w:r>
+        <w:rPr>
+          <w:lang w:val="en_US" w:bidi="en_US"/>
+        </w:rPr>
+        <w:t xml:space="preserve"> For many deceivers have gone out into the world, refusing to confess the coming of Jesus Christ in the flesh. Any such person is the deceiver and the antichrist.</w:t>
       </w:r>
     </w:p>
     <w:p>
@@ -390,6 +350,19 @@
           <w:lang w:val="en_US" w:bidi="en_US"/>
         </w:rPr>
       </w:r>
+      <w:r>
+        <w:rPr>
+          <w:vertAlign w:val="superscript"/>
+          <w:lang w:val="en_US" w:bidi="en_US"/>
+        </w:rPr>
+        <w:t>8</w:t>
+      </w:r>
+      <w:r>
+        <w:rPr>
+          <w:lang w:val="en_US" w:bidi="en_US"/>
+        </w:rPr>
+        <w:t xml:space="preserve"> Watch yourselves, so that you do not lose what we have worked for, but that you may be fully rewarded.</w:t>
+      </w:r>
     </w:p>
     <w:p>
       <w:pPr/>
@@ -403,23 +376,13 @@
           <w:vertAlign w:val="superscript"/>
           <w:lang w:val="en_US" w:bidi="en_US"/>
         </w:rPr>
-        <w:t>5</w:t>
-      </w:r>
-      <w:r>
-        <w:rPr>
-          <w:lang w:val="en_US" w:bidi="en_US"/>
-        </w:rPr>
-        <w:t xml:space="preserve"> And now I urge you, dear lady—not as a new commandment to you, but one we have had from the beginning—that we love one another.</w:t>
-      </w:r>
-      <w:r>
-        <w:rPr>
-          <w:lang w:val="en_US" w:bidi="en_US"/>
-        </w:rPr>
-      </w:r>
-      <w:r>
-        <w:rPr>
-          <w:lang w:val="en_US" w:bidi="en_US"/>
-        </w:rPr>
+        <w:t>9</w:t>
+      </w:r>
+      <w:r>
+        <w:rPr>
+          <w:lang w:val="en_US" w:bidi="en_US"/>
+        </w:rPr>
+        <w:t xml:space="preserve"> Anyone who runs ahead without remaining in the teaching of Christ does not have God. Whoever remains in His teaching has both the Father and the Son.</w:t>
       </w:r>
     </w:p>
     <w:p>
@@ -429,6 +392,19 @@
           <w:lang w:val="en_US" w:bidi="en_US"/>
         </w:rPr>
       </w:r>
+      <w:r>
+        <w:rPr>
+          <w:vertAlign w:val="superscript"/>
+          <w:lang w:val="en_US" w:bidi="en_US"/>
+        </w:rPr>
+        <w:t>10</w:t>
+      </w:r>
+      <w:r>
+        <w:rPr>
+          <w:lang w:val="en_US" w:bidi="en_US"/>
+        </w:rPr>
+        <w:t xml:space="preserve"> If anyone comes to you but does not bring this teaching, do not receive him into your home or even greet him.</w:t>
+      </w:r>
     </w:p>
     <w:p>
       <w:pPr/>
@@ -442,23 +418,13 @@
           <w:vertAlign w:val="superscript"/>
           <w:lang w:val="en_US" w:bidi="en_US"/>
         </w:rPr>
-        <w:t>6</w:t>
-      </w:r>
-      <w:r>
-        <w:rPr>
-          <w:lang w:val="en_US" w:bidi="en_US"/>
-        </w:rPr>
-        <w:t xml:space="preserve"> And this is love, that we walk according to His commandments. This is the very commandment you have heard from the beginning, that you must walk in love.</w:t>
-      </w:r>
-      <w:r>
-        <w:rPr>
-          <w:lang w:val="en_US" w:bidi="en_US"/>
-        </w:rPr>
-      </w:r>
-      <w:r>
-        <w:rPr>
-          <w:lang w:val="en_US" w:bidi="en_US"/>
-        </w:rPr>
+        <w:t>11</w:t>
+      </w:r>
+      <w:r>
+        <w:rPr>
+          <w:lang w:val="en_US" w:bidi="en_US"/>
+        </w:rPr>
+        <w:t xml:space="preserve"> Whoever greets such a person shares in his evil deeds.</w:t>
       </w:r>
     </w:p>
     <w:p>
@@ -468,6 +434,19 @@
           <w:lang w:val="en_US" w:bidi="en_US"/>
         </w:rPr>
       </w:r>
+      <w:r>
+        <w:rPr>
+          <w:vertAlign w:val="superscript"/>
+          <w:lang w:val="en_US" w:bidi="en_US"/>
+        </w:rPr>
+        <w:t>12</w:t>
+      </w:r>
+      <w:r>
+        <w:rPr>
+          <w:lang w:val="en_US" w:bidi="en_US"/>
+        </w:rPr>
+        <w:t xml:space="preserve"> I have many things to write to you, but I would prefer not to do so with paper and ink. Instead, I hope to come and speak with you face to face, so that our joy may be complete.</w:t>
+      </w:r>
     </w:p>
     <w:p>
       <w:pPr/>
@@ -481,240 +460,6 @@
           <w:vertAlign w:val="superscript"/>
           <w:lang w:val="en_US" w:bidi="en_US"/>
         </w:rPr>
-        <w:t>7</w:t>
-      </w:r>
-      <w:r>
-        <w:rPr>
-          <w:lang w:val="en_US" w:bidi="en_US"/>
-        </w:rPr>
-        <w:t xml:space="preserve"> For many deceivers have gone out into the world, refusing to confess the coming of Jesus Christ in the flesh. Any such person is the deceiver and the antichrist.</w:t>
-      </w:r>
-      <w:r>
-        <w:rPr>
-          <w:lang w:val="en_US" w:bidi="en_US"/>
-        </w:rPr>
-      </w:r>
-      <w:r>
-        <w:rPr>
-          <w:lang w:val="en_US" w:bidi="en_US"/>
-        </w:rPr>
-      </w:r>
-    </w:p>
-    <w:p>
-      <w:pPr/>
-      <w:r>
-        <w:rPr>
-          <w:lang w:val="en_US" w:bidi="en_US"/>
-        </w:rPr>
-      </w:r>
-    </w:p>
-    <w:p>
-      <w:pPr/>
-      <w:r>
-        <w:rPr>
-          <w:lang w:val="en_US" w:bidi="en_US"/>
-        </w:rPr>
-      </w:r>
-      <w:r>
-        <w:rPr>
-          <w:vertAlign w:val="superscript"/>
-          <w:lang w:val="en_US" w:bidi="en_US"/>
-        </w:rPr>
-        <w:t>8</w:t>
-      </w:r>
-      <w:r>
-        <w:rPr>
-          <w:lang w:val="en_US" w:bidi="en_US"/>
-        </w:rPr>
-        <w:t xml:space="preserve"> Watch yourselves, so that you do not lose what we have worked for, but that you may be fully rewarded.</w:t>
-      </w:r>
-      <w:r>
-        <w:rPr>
-          <w:lang w:val="en_US" w:bidi="en_US"/>
-        </w:rPr>
-      </w:r>
-      <w:r>
-        <w:rPr>
-          <w:lang w:val="en_US" w:bidi="en_US"/>
-        </w:rPr>
-      </w:r>
-    </w:p>
-    <w:p>
-      <w:pPr/>
-      <w:r>
-        <w:rPr>
-          <w:lang w:val="en_US" w:bidi="en_US"/>
-        </w:rPr>
-      </w:r>
-    </w:p>
-    <w:p>
-      <w:pPr/>
-      <w:r>
-        <w:rPr>
-          <w:lang w:val="en_US" w:bidi="en_US"/>
-        </w:rPr>
-      </w:r>
-      <w:r>
-        <w:rPr>
-          <w:vertAlign w:val="superscript"/>
-          <w:lang w:val="en_US" w:bidi="en_US"/>
-        </w:rPr>
-        <w:t>9</w:t>
-      </w:r>
-      <w:r>
-        <w:rPr>
-          <w:lang w:val="en_US" w:bidi="en_US"/>
-        </w:rPr>
-        <w:t xml:space="preserve"> Anyone who runs ahead without remaining in the teaching of Christ does not have God. Whoever remains in His teaching has both the Father and the Son.</w:t>
-      </w:r>
-      <w:r>
-        <w:rPr>
-          <w:lang w:val="en_US" w:bidi="en_US"/>
-        </w:rPr>
-      </w:r>
-      <w:r>
-        <w:rPr>
-          <w:lang w:val="en_US" w:bidi="en_US"/>
-        </w:rPr>
-      </w:r>
-    </w:p>
-    <w:p>
-      <w:pPr/>
-      <w:r>
-        <w:rPr>
-          <w:lang w:val="en_US" w:bidi="en_US"/>
-        </w:rPr>
-      </w:r>
-    </w:p>
-    <w:p>
-      <w:pPr/>
-      <w:r>
-        <w:rPr>
-          <w:lang w:val="en_US" w:bidi="en_US"/>
-        </w:rPr>
-      </w:r>
-      <w:r>
-        <w:rPr>
-          <w:vertAlign w:val="superscript"/>
-          <w:lang w:val="en_US" w:bidi="en_US"/>
-        </w:rPr>
-        <w:t>10</w:t>
-      </w:r>
-      <w:r>
-        <w:rPr>
-          <w:lang w:val="en_US" w:bidi="en_US"/>
-        </w:rPr>
-        <w:t xml:space="preserve"> If anyone comes to you but does not bring this teaching, do not receive him into your home or even greet him.</w:t>
-      </w:r>
-      <w:r>
-        <w:rPr>
-          <w:lang w:val="en_US" w:bidi="en_US"/>
-        </w:rPr>
-      </w:r>
-      <w:r>
-        <w:rPr>
-          <w:lang w:val="en_US" w:bidi="en_US"/>
-        </w:rPr>
-      </w:r>
-    </w:p>
-    <w:p>
-      <w:pPr/>
-      <w:r>
-        <w:rPr>
-          <w:lang w:val="en_US" w:bidi="en_US"/>
-        </w:rPr>
-      </w:r>
-    </w:p>
-    <w:p>
-      <w:pPr/>
-      <w:r>
-        <w:rPr>
-          <w:lang w:val="en_US" w:bidi="en_US"/>
-        </w:rPr>
-      </w:r>
-      <w:r>
-        <w:rPr>
-          <w:vertAlign w:val="superscript"/>
-          <w:lang w:val="en_US" w:bidi="en_US"/>
-        </w:rPr>
-        <w:t>11</w:t>
-      </w:r>
-      <w:r>
-        <w:rPr>
-          <w:lang w:val="en_US" w:bidi="en_US"/>
-        </w:rPr>
-        <w:t xml:space="preserve"> Whoever greets such a person shares in his evil deeds.</w:t>
-      </w:r>
-      <w:r>
-        <w:rPr>
-          <w:lang w:val="en_US" w:bidi="en_US"/>
-        </w:rPr>
-      </w:r>
-      <w:r>
-        <w:rPr>
-          <w:lang w:val="en_US" w:bidi="en_US"/>
-        </w:rPr>
-      </w:r>
-    </w:p>
-    <w:p>
-      <w:pPr/>
-      <w:r>
-        <w:rPr>
-          <w:lang w:val="en_US" w:bidi="en_US"/>
-        </w:rPr>
-      </w:r>
-    </w:p>
-    <w:p>
-      <w:pPr/>
-      <w:r>
-        <w:rPr>
-          <w:lang w:val="en_US" w:bidi="en_US"/>
-        </w:rPr>
-      </w:r>
-      <w:r>
-        <w:rPr>
-          <w:vertAlign w:val="superscript"/>
-          <w:lang w:val="en_US" w:bidi="en_US"/>
-        </w:rPr>
-        <w:t>12</w:t>
-      </w:r>
-      <w:r>
-        <w:rPr>
-          <w:lang w:val="en_US" w:bidi="en_US"/>
-        </w:rPr>
-        <w:t xml:space="preserve"> I have many things to write to you, but I would prefer not to do so with paper and ink. Instead, I hope to come and speak with you face to face, so that our joy may be complete.</w:t>
-      </w:r>
-      <w:r>
-        <w:rPr>
-          <w:lang w:val="en_US" w:bidi="en_US"/>
-        </w:rPr>
-      </w:r>
-      <w:r>
-        <w:rPr>
-          <w:lang w:val="en_US" w:bidi="en_US"/>
-        </w:rPr>
-      </w:r>
-    </w:p>
-    <w:p>
-      <w:pPr/>
-      <w:r>
-        <w:rPr>
-          <w:lang w:val="en_US" w:bidi="en_US"/>
-        </w:rPr>
-      </w:r>
-    </w:p>
-    <w:p>
-      <w:pPr/>
-      <w:r>
-        <w:rPr>
-          <w:lang w:val="en_US" w:bidi="en_US"/>
-        </w:rPr>
-      </w:r>
-      <w:r>
-        <w:rPr>
-          <w:vertAlign w:val="superscript"/>
-          <w:lang w:val="en_US" w:bidi="en_US"/>
-        </w:rPr>
         <w:t>13</w:t>
       </w:r>
       <w:r>
@@ -722,16 +467,6 @@
           <w:lang w:val="en_US" w:bidi="en_US"/>
         </w:rPr>
         <w:t xml:space="preserve"> The children of your elect sister send you greetings.</w:t>
-      </w:r>
-      <w:r>
-        <w:rPr>
-          <w:lang w:val="en_US" w:bidi="en_US"/>
-        </w:rPr>
-      </w:r>
-      <w:r>
-        <w:rPr>
-          <w:lang w:val="en_US" w:bidi="en_US"/>
-        </w:rPr>
       </w:r>
     </w:p>
     <w:sectPr>
